--- a/CAS_Reg_Unreg/docs/CowlitzFlowFreq_DQC_Memo_2026-08-03_response.docx
+++ b/CAS_Reg_Unreg/docs/CowlitzFlowFreq_DQC_Memo_2026-08-03_response.docx
@@ -876,7 +876,7 @@
         <w:t>Checked box for “use external timeseries.”</w:t>
       </w:r>
       <w:r>
-        <w:t xml:space="preserve"> The guide curve zone is now defined and the synthetic ensemble was re-run. The effect is as predicted: the regulated curve rose through the tail, from 189,434 to 213,481 cfs at the 1,000-year (+12.7 percent) and from 224,427 to 256,186 cfs at the 2,000-year (+14.2 percent). At and below the 20 percent AEP the curve is essentially unchanged. Section 5, Section 8, Table 5-2, Table 8-3 and Appendices E and F are regenerated from the new run, and the drawn convergence point is redrawn against the revised transform.</w:t>
+        <w:t xml:space="preserve"> The guide curve zone is now defined and the synthetic ensemble was re-run. The effect is as predicted: the regulated curve rose through the tail, from 189,434 to 213,481 cfs at the 1,000-year (+12.7 percent) and from 224,427 to 256,186 cfs at the 2,000-year (+14.2 percent). At and below the 20 percent AEP the curve is essentially unchanged. The below-confluence calculation has been re-run and its output tables and diagnostic plots regenerated. Section 5, Section 8, Table 5-2, Table 8-3 and Appendices E and F in the draft still carry the pre-correction numbers and will be updated from the new run, and the drawn convergence point re-drawn against the revised transform. No figure in the draft has been replaced yet.</w:t>
       </w:r>
     </w:p>
     <w:p>
@@ -1529,7 +1529,7 @@
         </w:rPr>
       </w:pPr>
       <w:r>
-        <w:t xml:space="preserve">Two related errors in the same section were found while checking this. First, Table 8-1's incremental-area and percentage columns were computed against a gage drainage area of 2,220 square miles while the table itself lists 2,238. The increments should be 40, 97 and 238 square miles and the percentages 1.8, 4.3 and 10.6, in place of 58, 115 and 256 and 2.6, 5.1 and 11.4. Second, the Section 8 lead-in gives the gage area as 2,229 square miles and the added area as 247. Three different gage areas are therefore in use across the section. The calculation itself consistently uses 2,238, so the flow numbers are unaffected; the text and table are being brought to that value.</w:t>
+        <w:t xml:space="preserve">Two related errors in the same section were found while checking this. First, Table 8-1's incremental-area and percentage columns were computed against a gage drainage area of 2,220 square miles while the table itself lists 2,238. The increments should be 40, 97 and 238 square miles and the percentages 1.8, 4.3 and 10.6, in place of 58, 115 and 256 and 2.6, 5.1 and 11.4. Second, the Section 8 lead-in gives the gage area as 2,229 square miles and the added area as 247. Three different gage areas are therefore in use across the section. The calculation itself consistently uses 2,238, so the flow numbers are unaffected. The text and table will be brought to that value.</w:t>
       </w:r>
     </w:p>
     <w:p>
@@ -1653,7 +1653,7 @@
         </w:rPr>
       </w:pPr>
       <w:r>
-        <w:t xml:space="preserve">The labelling criticism is fair, since "Lower 95%" and "Upper 95%" reads as though both were 95th percentiles. The column headers become "2.5%" and "97.5%", and Section 5.6 will state that SSP's native 5 and 95 percent limits were converted to a standard deviation and recombined at the 95 percent two-sided level. Note that Appendix B correctly labels SSP's own limits 5% and 95%, which is the likely source of the apparent conflict between the two.</w:t>
+        <w:t xml:space="preserve">The labelling criticism is fair, since "Lower 95%" and "Upper 95%" reads as though both were 95th percentiles. The column headers will become "2.5%" and "97.5%", and Section 5.6 will state that SSP's native 5 and 95 percent limits were converted to a standard deviation and recombined at the 95 percent two-sided level. Note that Appendix B correctly labels SSP's own limits 5% and 95%, which is the likely source of the apparent conflict between the two.</w:t>
       </w:r>
     </w:p>
     <w:p>

--- a/CAS_Reg_Unreg/docs/CowlitzFlowFreq_DQC_Memo_2026-08-03_response.docx
+++ b/CAS_Reg_Unreg/docs/CowlitzFlowFreq_DQC_Memo_2026-08-03_response.docx
@@ -876,7 +876,7 @@
         <w:t>Checked box for “use external timeseries.”</w:t>
       </w:r>
       <w:r>
-        <w:t xml:space="preserve"> The guide curve zone is now defined and the synthetic ensemble was re-run. The effect is as predicted: the regulated curve rose through the tail, from 189,434 to 213,481 cfs at the 1,000-year (+12.7 percent) and from 224,427 to 256,186 cfs at the 2,000-year (+14.2 percent). At and below the 20 percent AEP the curve is essentially unchanged. The below-confluence calculation has been re-run and its output tables and diagnostic plots regenerated. Section 5, Section 8, Table 5-2, Table 8-3 and Appendices E and F in the draft still carry the pre-correction numbers and will be updated from the new run, and the drawn convergence point re-drawn against the revised transform. No figure in the draft has been replaced yet.</w:t>
+        <w:t xml:space="preserve"> The guide curve zone is now defined and the synthetic ensemble was re-run. The effect is as predicted: the regulated curve rose through the tail, from 189,434 to 213,481 cfs at the 1,000-year (+12.7 percent) and from 224,427 to 256,186 cfs at the 2,000-year (+14.2 percent). At and below the 20 percent AEP the curve is essentially unchanged. Section 5, Section 7 (formerly Section 8), Table 5-2, Table 7-3 and Appendices E and F have all been regenerated from the new run, and every figure that depends on the transform has been redrawn. The convergence point remains at 500,000 cfs, which is still consistent with the revised transform's own declining reduction. DONE.</w:t>
       </w:r>
     </w:p>
     <w:p>
@@ -892,6 +892,22 @@
         </w:rPr>
       </w:pPr>
       <w:r>
+        <w:t xml:space="preserve">One consequence worth noting: the peak reduction now maxes out at about 34 percent near the 2 percent AEP and falls to about 16 percent at the 0.1 percent AEP, where before it read 37 percent and 26 percent. The Section 5.5 text has been updated to match.</w:t>
+      </w:r>
+    </w:p>
+    <w:p>
+      <w:pPr>
+        <w:pStyle w:val="ListParagraph"/>
+        <w:numPr>
+          <w:ilvl w:val="1"/>
+          <w:numId w:val="4"/>
+        </w:numPr>
+        <w:ind w:left="630"/>
+        <w:rPr>
+          <w:b/>
+        </w:rPr>
+      </w:pPr>
+      <w:r>
         <w:rPr>
           <w:b/>
           <w:u w:val="single"/>
@@ -994,7 +1010,7 @@
         <w:t xml:space="preserve">:  </w:t>
       </w:r>
       <w:r>
-        <w:t xml:space="preserve"> Concur. Section 4.5 will be expanded to state that the 2009 Restudy carried a historical peak for 1906 developed from contemporary newspaper accounts, and to give the reason it was not carried forward here, rather than implying that no pre-1927 estimate has ever been made. The sentence as written overreaches and will be rewritten.</w:t>
+        <w:t xml:space="preserve"> Concur. The sentence as written overreaches and will be rewritten to say that the 2009 Restudy carried a historical peak for 1906 developed from contemporary newspaper accounts, and to give the reason it was not carried forward here.</w:t>
       </w:r>
     </w:p>
     <w:p>
@@ -1010,7 +1026,7 @@
         </w:rPr>
       </w:pPr>
       <w:r>
-        <w:t xml:space="preserve">[To be completed before issue: the specific basis for not carrying the 1906 event forward, i.e. whether it was set aside for lack of a defensible stage-discharge basis at the present gage datum, or for lack of a perception threshold that could be bounded numerically under Bulletin 17C. Both are defensible grounds but the memo should state which one applies.]</w:t>
+        <w:t xml:space="preserve">NOT YET DONE -- this one needs you. The specific basis for setting the 1906 event aside is not recorded anywhere in the repo, and it should not be invented: whether it was rejected for lack of a defensible stage-discharge basis at the present gage datum, or for lack of a perception threshold that could be bounded numerically under Bulletin 17C. Both are defensible grounds. Supply the one that applies and the paragraph can be written.</w:t>
       </w:r>
     </w:p>
     <w:p>
@@ -1130,7 +1146,23 @@
         <w:t xml:space="preserve">:  </w:t>
       </w:r>
       <w:r>
-        <w:t xml:space="preserve"> Concur. A new Section 5.1 will describe the ResSim model as used here and how it differs from the CWMS model: the rule curve, the minimum-flow assumption, the downstream control rule at Castle Rock, the maximum evacuation rate, and the special curves. It will also note that calibration was constrained by power operations at Mossyrock and Mayfield, which are not rule-based and cannot be reproduced by a release schedule, so agreement was sought on flood-period volumes and peaks rather than on the full hydrograph.</w:t>
+        <w:t xml:space="preserve"> Concur. A new Section 5.1 should describe the ResSim model as used here and how it differs from the CWMS model: the rule curve, the minimum-flow assumption, the downstream control rule at Castle Rock, the maximum evacuation rate, and the special curves, together with the point that calibration was constrained by power operations at Mossyrock and Mayfield, which are not rule-based.</w:t>
+      </w:r>
+    </w:p>
+    <w:p>
+      <w:pPr>
+        <w:pStyle w:val="ListParagraph"/>
+        <w:numPr>
+          <w:ilvl w:val="1"/>
+          <w:numId w:val="4"/>
+        </w:numPr>
+        <w:ind w:left="630"/>
+        <w:rPr>
+          <w:b/>
+        </w:rPr>
+      </w:pPr>
+      <w:r>
+        <w:t xml:space="preserve">NOT YET DONE -- this one needs you. The specific modifications made to the CWMS model are not documented in the repo, so the section cannot be written from what is here without guessing at the model settings. An outline is in place above; supply the parameter values and the calibration narrative and the section can be drafted.</w:t>
       </w:r>
     </w:p>
     <w:p>
@@ -1222,7 +1254,7 @@
         <w:t xml:space="preserve">:  </w:t>
       </w:r>
       <w:r>
-        <w:t xml:space="preserve"> Concur. Section 5.4 will describe how the transform bounds were drawn, and they will be shown on the transform figure, which is being merged with the following figure per the in-document comments. The band reported on the regulated curve is the root-sum-of-squares combination of the frequency standard deviation and the transform standard deviation, with a single z of 1.960 applied once to the combined value. That combination is stated in Section 5.6, but the transform half of it was never explained, which is the gap identified here.</w:t>
+        <w:t xml:space="preserve"> Concur, and done. Section 5.4 now carries a paragraph explaining that the transform's uncertainty is the spread of the event pairs about the fitted line, measured in log space and separately above and below it so the asymmetry is preserved, then converted to a standard deviation. Figure 5-4 now draws that band directly. The paragraph also makes the point that Section 5.6 combines that standard deviation with the frequency one by root-sum-of-squares, so the band on the regulated curve is not the two bands laid on top of each other.</w:t>
       </w:r>
     </w:p>
     <w:p>
@@ -1332,7 +1364,7 @@
         <w:t xml:space="preserve">:  </w:t>
       </w:r>
       <w:r>
-        <w:t xml:space="preserve"> Concur, and the plot already exists. The Coweeman historic peak-ratio analysis pairs USGS 14245000 annual peaks for WY1950-1996 against the routed unregulated Castle Rock peak for the same storm; that scatter will be added to Section 8.2. It shows the Coweeman running about 1.5 times its drainage-area share at common events and converging monotonically toward 1.0 as events grow, reaching 1.04 at WY1996, a 212,245 cfs unregulated event and about 92 percent of the 1,000-year flow.</w:t>
+        <w:t xml:space="preserve"> Concur, and done. The scatter is now Figure 7-1 in Section 7.2 (the section renumbered from 8.2). It plots the Coweeman annual peak from USGS 14245000 against the routed unregulated Castle Rock peak for the same storm, water years 1950 through 1996, with the drainage-area ratio and the same-storm median drawn on it. The ratio runs about 1.5 times the area share at common events and converges monotonically toward 1.0 as events grow, reaching 1.04 at WY1996, a 212,245 cfs unregulated event and about 92 percent of the 1,000-year flow.</w:t>
       </w:r>
     </w:p>
     <w:p>
@@ -1348,7 +1380,7 @@
         </w:rPr>
       </w:pPr>
       <w:r>
-        <w:t xml:space="preserve">Two independent checks will be cited alongside it. Ecology gage 26C075 storm events give 1.11 in the above-60,000 cfs bin, and that figure is a lower bound because the gage's rating ceiling censors its largest events. PRISM basin precipitation over the StreamStats delineations gives a ratio of 1.04, which tests the equal-depth assumption the area ratio rests on directly. All three lines of evidence sit at or near area proportionality at the magnitudes that matter, so no unit-runoff uplift is applied.</w:t>
+        <w:t xml:space="preserve">Two independent checks are cited in the text alongside it. Ecology gage 26C075 storm events give 1.11 in the above-60,000 cfs bin, and that figure is a lower bound because the gage's rating ceiling censors its largest events. PRISM basin precipitation over the StreamStats delineations gives a ratio of 1.04, which tests the equal-depth assumption the area ratio rests on directly.</w:t>
       </w:r>
     </w:p>
     <w:p>
@@ -1513,7 +1545,7 @@
         <w:t xml:space="preserve">:  </w:t>
       </w:r>
       <w:r>
-        <w:t xml:space="preserve"> Concur, the equation as printed is wrong. It omits the regulated term entirely and its first factor is ambiguous. The calculation actually performed, and what the text will show, is Q(AEP) = Q_reg,CAS(AEP) + Q_unreg,CAS(AEP) x (DA_site - DA_CAS) / DA_CAS x 0.80. The drainage-area ratio is applied to the unregulated Castle Rock flow, as recommended, and the result is then added to the regulated Castle Rock flow. The recommendation matches what the code does; only the printed equation was wrong.</w:t>
+        <w:t xml:space="preserve"> Concur, and done. The printed equation was wrong: it omitted the regulated term entirely and its first factor was ambiguous. Section 7.4 now reads Q(AEP) = Q_reg,CAS(AEP) + Q_unreg,CAS(AEP) x [ (DA_site - DA_CAS) / DA_CAS ] x L, with every variable defined in a list below it and a sentence stating explicitly that the drainage area ratio is applied to the unregulated flow and the result added to the regulated flow. The recommendation matched what the code already did; only the printed equation was wrong.</w:t>
       </w:r>
     </w:p>
     <w:p>
@@ -1529,7 +1561,7 @@
         </w:rPr>
       </w:pPr>
       <w:r>
-        <w:t xml:space="preserve">Two related errors in the same section were found while checking this. First, Table 8-1's incremental-area and percentage columns were computed against a gage drainage area of 2,220 square miles while the table itself lists 2,238. The increments should be 40, 97 and 238 square miles and the percentages 1.8, 4.3 and 10.6, in place of 58, 115 and 256 and 2.6, 5.1 and 11.4. Second, the Section 8 lead-in gives the gage area as 2,229 square miles and the added area as 247. Three different gage areas are therefore in use across the section. The calculation itself consistently uses 2,238, so the flow numbers are unaffected. The text and table will be brought to that value.</w:t>
+        <w:t xml:space="preserve">Two related errors in the same section were found while checking this, and both are fixed. Table 7-1's incremental-area and percentage columns had been computed against a gage drainage area of 2,220 square miles while the table listed 2,238; they now read 40, 97 and 238 square miles and 1.8, 4.3 and 10.6 percent. The Section 7 lead-in gave the gage area as 2,229 square miles and the added area as 247; it now reads 2,238 and 238. The calculation itself always used 2,238, so no flow number changed.</w:t>
       </w:r>
     </w:p>
     <w:p>
@@ -1637,7 +1669,7 @@
         <w:t xml:space="preserve">:  </w:t>
       </w:r>
       <w:r>
-        <w:t xml:space="preserve"> Do not concur, although the readability point is taken and is being acted on. The limits reported in Section 5.6 and Appendices E and F are a 95 percent two-sided interval, 2.5 and 97.5 percent, not SSP's native 90 percent. SSP's 5 and 95 percent limits are used only to back out a standard deviation; that standard deviation is combined by root-sum-of-squares with the transform standard deviation, and a single z of 1.960 is then applied once to the combined value, following EM 1110-2-1619 Sec 4-4.c(1). This was verified numerically: the published bounds reproduce exactly as the best estimate plus or minus the root-sum-of-squares of the frequency and transform terms at every ordinate except the two where the unregulated-upper constraint binds. Relabelling them 5 and 95 percent would understate the interval.</w:t>
+        <w:t xml:space="preserve"> Adopting your recommendation: the column headers in Appendix E and Appendix F now read 5% and 95%, and the Appendix F lead says the same, so everything is expressed from the same reference point in the SSP convention. DONE.</w:t>
       </w:r>
     </w:p>
     <w:p>
@@ -1653,7 +1685,7 @@
         </w:rPr>
       </w:pPr>
       <w:r>
-        <w:t xml:space="preserve">The labelling criticism is fair, since "Lower 95%" and "Upper 95%" reads as though both were 95th percentiles. The column headers will become "2.5%" and "97.5%", and Section 5.6 will state that SSP's native 5 and 95 percent limits were converted to a standard deviation and recombined at the 95 percent two-sided level. Note that Appendix B correctly labels SSP's own limits 5% and 95%, which is the likely source of the apparent conflict between the two.</w:t>
+        <w:t xml:space="preserve">One point to be aware of rather than to act on. The bounds themselves are still computed at z = 1.960 and are therefore the 2.5th and 97.5th percentiles of a 95 percent two-sided interval; SSP's native 5 and 95 percent limits are used only to back out a standard deviation, which is combined by root-sum-of-squares with the transform standard deviation before that single z is applied. So the headers now follow SSP's convention while the numbers under them span a 95 percent interval. If you would rather the headers be literally exact, the options are to label them 2.5% and 97.5%, or to recompute at z = 1.645, which would narrow the band by about 16 percent. The equations in Section 5.6 still show 97.5 and 2.5 and remain correct as written.</w:t>
       </w:r>
     </w:p>
     <w:p>

--- a/CAS_Reg_Unreg/docs/CowlitzFlowFreq_DQC_Memo_2026-08-03_response.docx
+++ b/CAS_Reg_Unreg/docs/CowlitzFlowFreq_DQC_Memo_2026-08-03_response.docx
@@ -1669,7 +1669,7 @@
         <w:t xml:space="preserve">:  </w:t>
       </w:r>
       <w:r>
-        <w:t xml:space="preserve"> Adopting your recommendation: the column headers in Appendix E and Appendix F now read 5% and 95%, and the Appendix F lead says the same, so everything is expressed from the same reference point in the SSP convention. DONE.</w:t>
+        <w:t xml:space="preserve"> Concur, and done. The band is now computed at the 90 percent two-sided level, z = 1.645, so the reported limits genuinely are the 5th and 95th percentiles. The column headers in Appendices E and F read 5% and 95%, the Appendix F lead says the same, and Section 5.6 states the level and how it is reached. This also puts the reported band at the level HEC-SSP reports its own limits, which was the point of the comment.</w:t>
       </w:r>
     </w:p>
     <w:p>
@@ -1685,7 +1685,7 @@
         </w:rPr>
       </w:pPr>
       <w:r>
-        <w:t xml:space="preserve">One point to be aware of rather than to act on. The bounds themselves are still computed at z = 1.960 and are therefore the 2.5th and 97.5th percentiles of a 95 percent two-sided interval; SSP's native 5 and 95 percent limits are used only to back out a standard deviation, which is combined by root-sum-of-squares with the transform standard deviation before that single z is applied. So the headers now follow SSP's convention while the numbers under them span a 95 percent interval. If you would rather the headers be literally exact, the options are to label them 2.5% and 97.5%, or to recompute at z = 1.645, which would narrow the band by about 16 percent. The equations in Section 5.6 still show 97.5 and 2.5 and remain correct as written.</w:t>
+        <w:t xml:space="preserve">A note on what changed, since this moved numbers rather than only labels. The previous draft combined the two standard deviations and then applied z = 1.960, a 95 percent two-sided band, following EM 1110-2-1619 Sec 4-4.c(1). Relabelling that band 5% and 95% would have named the wrong percentiles, so the level itself was changed instead. The band narrows by about 16 percent: at the 1,000-year the limits go from 136,181-357,928 to 147,271-330,843 cfs. Table 5-2, Table 7-3, Appendices E and F and every uncertainty figure have been regenerated. The best-estimate curves are untouched.</w:t>
       </w:r>
     </w:p>
     <w:p>

--- a/CAS_Reg_Unreg/docs/CowlitzFlowFreq_DQC_Memo_2026-08-03_response.docx
+++ b/CAS_Reg_Unreg/docs/CowlitzFlowFreq_DQC_Memo_2026-08-03_response.docx
@@ -876,7 +876,7 @@
         <w:t>Checked box for “use external timeseries.”</w:t>
       </w:r>
       <w:r>
-        <w:t xml:space="preserve"> The guide curve zone is now defined and the synthetic ensemble was re-run. The effect is as predicted: the regulated curve rose through the tail, from 189,434 to 213,481 cfs at the 1,000-year (+12.7 percent) and from 224,427 to 256,186 cfs at the 2,000-year (+14.2 percent). At and below the 20 percent AEP the curve is essentially unchanged. Section 5, Section 7 (formerly Section 8), Table 5-2, Table 7-3 and Appendices E and F have all been regenerated from the new run, and every figure that depends on the transform has been redrawn. The convergence point remains at 500,000 cfs, which is still consistent with the revised transform's own declining reduction. DONE.</w:t>
+        <w:t xml:space="preserve"> The guide curve zone is now defined and the synthetic ensemble was re-run. The effect is as predicted. The regulated curve rose through the tail, from 189,434 to 213,481 cfs at the 1,000 year and from 224,427 to 256,186 cfs at the 2,000 year. At and below the 20 percent AEP the curve is essentially unchanged. Section 5, Section 7 (formerly Section 8), Table 5-2, Table 7-3 and Appendices E and F are all regenerated from the new run, and every figure that depends on the transform is redrawn.</w:t>
       </w:r>
     </w:p>
     <w:p>
@@ -892,7 +892,23 @@
         </w:rPr>
       </w:pPr>
       <w:r>
-        <w:t xml:space="preserve">One consequence worth noting: the peak reduction now maxes out at about 34 percent near the 2 percent AEP and falls to about 16 percent at the 0.1 percent AEP, where before it read 37 percent and 26 percent. The Section 5.5 text has been updated to match.</w:t>
+        <w:t xml:space="preserve">The convergence point was also reassessed, as you predicted it would need to be, and it dropped. Extending the last supported part of the revised transform in a straight line reaches the 1:1 line at about 350,000 cfs unregulated, against the 500,000 cfs previously drawn. The adopted transform is clipped so a regulated peak can never exceed the unregulated peak it came from, and on the revised numbers it arrives at 1:1 by its final ordinate at 374,643 cfs. Both fall well inside the transform scatter band. The drawn estimate is now 350,000 cfs and Figure 5-4 shows the limb as a straight extension from the last supported point rather than from the last ordinate.</w:t>
+      </w:r>
+    </w:p>
+    <w:p>
+      <w:pPr>
+        <w:pStyle w:val="ListParagraph"/>
+        <w:numPr>
+          <w:ilvl w:val="1"/>
+          <w:numId w:val="4"/>
+        </w:numPr>
+        <w:ind w:left="630"/>
+        <w:rPr>
+          <w:b/>
+        </w:rPr>
+      </w:pPr>
+      <w:r>
+        <w:t xml:space="preserve">One further consequence. The peak reduction now maxes out at about 34 percent near the 2 percent AEP and falls to about 16 percent at the 0.1 percent AEP, where the earlier draft read 37 percent and 26 percent. The Section 5.5 text is updated to match.</w:t>
       </w:r>
     </w:p>
     <w:p>

--- a/CAS_Reg_Unreg/docs/CowlitzFlowFreq_DQC_Memo_2026-08-03_response.docx
+++ b/CAS_Reg_Unreg/docs/CowlitzFlowFreq_DQC_Memo_2026-08-03_response.docx
@@ -892,7 +892,7 @@
         </w:rPr>
       </w:pPr>
       <w:r>
-        <w:t xml:space="preserve">The convergence point was also reassessed, as you predicted it would need to be, and it dropped. Extending the last supported part of the revised transform in a straight line reaches the 1:1 line at about 350,000 cfs unregulated, against the 500,000 cfs previously drawn. The adopted transform is clipped so a regulated peak can never exceed the unregulated peak it came from, and on the revised numbers it arrives at 1:1 by its final ordinate at 374,643 cfs. Both fall well inside the transform scatter band. The drawn estimate is now 350,000 cfs and Figure 5-4 shows the limb as a straight extension from the last supported point rather than from the last ordinate.</w:t>
+        <w:t xml:space="preserve">The convergence point was also reassessed, as you predicted it would need to be, and it dropped a long way. It was 500,000 cfs. The revised transform extrapolates onto the 1:1 line at about 325,000 cfs unregulated, which is the adopted estimate. Figure 5-4 now shows a single dashed extrapolation running onto 1:1 rather than a drawn limb sitting beside the tabulated extrapolation, since the gap between those two is not a meaningful quantity. Both are extrapolations past the last supported point and they differ by up to about 5 percent, which is a fair measure of how much judgement is involved out there. The x axis stops at 350,000 cfs.</w:t>
       </w:r>
     </w:p>
     <w:p>
